--- a/frontend/public/demo/resume.docx
+++ b/frontend/public/demo/resume.docx
@@ -22,7 +22,7 @@
         <w:rPr>
           <w:sz w:val="19"/>
         </w:rPr>
-        <w:t>rene.salomone@gmail.com | +1 (512) 884-3571 | GitHub: github.com/ReneMSdev | LinkedIn: linkedin.com/in/renemsdev | Website: renemsdev.com</w:t>
+        <w:t>rene.salomone@gmail.com | +1 (512) 884-3571 | GitHub: github.com/ReneMSdev | LinkedIn: linkedin.com/in/renemsdev</w:t>
       </w:r>
     </w:p>
     <w:p>
@@ -30,7 +30,7 @@
         <w:spacing w:before="160"/>
       </w:pPr>
       <w:r>
-        <w:t>Software engineer with a B.S. in Computer Science and hands-on experience building, deploying, and maintaining production backend services using Python (FastAPI), Node.js, and cloud infrastructure on AWS and GCP. Comfortable owning projects end-to-end, from schema design and API development through CI/CD pipelines, containerization, and cloud deployment. Brings a track record of improving reliability and test coverage, an interest in mentoring, and a genuine preference for solving real customer problems over chasing specific frameworks. This is a test line...</w:t>
+        <w:t>Software engineer with hands-on experience building and deploying production backend services using Python and cloud infrastructure on AWS and GCP. Comfortable owning projects end-to-end, from API design through CI/CD and deployment.</w:t>
       </w:r>
     </w:p>
     <w:p>
@@ -55,7 +55,7 @@
         <w:rPr>
           <w:b/>
         </w:rPr>
-        <w:t>Software &amp; DevOps Engineer — Salo Labs LLC</w:t>
+        <w:t>Software Engineer — Salo Labs LLC</w:t>
       </w:r>
       <w:r>
         <w:tab/>
@@ -76,7 +76,7 @@
         <w:pStyle w:val="ListBullet"/>
       </w:pPr>
       <w:r>
-        <w:t>Architected and built LinkLeaf from scratch: a QR code-based digital identity platform with a FastAPI backend, Flutter mobile frontend, and fully containerized GCP infrastructure shipping across three isolated environments.</w:t>
+        <w:t>Designed and deployed a multi-service Python backend to GCP Cloud Run, integrating Cloud SQL and GCS storage across dev, staging, and production environments.</w:t>
       </w:r>
     </w:p>
     <w:p>
@@ -84,7 +84,7 @@
         <w:pStyle w:val="ListBullet"/>
       </w:pPr>
       <w:r>
-        <w:t>Designed and deployed a multi-service Python backend to GCP Cloud Run, integrating Cloud SQL (PostgreSQL), dual GCS buckets with signed URL access controls, and Firebase Authentication across isolated dev/staging/production environments.</w:t>
+        <w:t>Built a two-workflow GitHub Actions CI/CD pipeline with automated testing on every push and deployment gated on a passing merge to main.</w:t>
       </w:r>
     </w:p>
     <w:p>
@@ -92,89 +92,7 @@
         <w:pStyle w:val="ListBullet"/>
       </w:pPr>
       <w:r>
-        <w:t>Built a gated two-workflow GitHub Actions CI/CD pipeline: automated testing on push/PR with a live PostgreSQL service container, deployment triggered only on passing merge to main, which keeps the continuous deployment infrastructure reliable and fast.</w:t>
-      </w:r>
-    </w:p>
-    <w:p>
-      <w:pPr>
-        <w:pStyle w:val="ListBullet"/>
-      </w:pPr>
-      <w:r>
-        <w:t>Containerized the application using a multi-stage Dockerfile with an entrypoint script handling database migrations before server startup.</w:t>
-      </w:r>
-    </w:p>
-    <w:p>
-      <w:pPr>
-        <w:pStyle w:val="ListBullet"/>
-      </w:pPr>
-      <w:r>
-        <w:t>Maintained 100+ passing pytest tests across 7 modules in a modular monolith, with GCS and Firebase fully mocked; CI enforces a minimum coverage threshold on every push to catch regressions early.</w:t>
-      </w:r>
-    </w:p>
-    <w:p>
-      <w:pPr>
-        <w:pStyle w:val="ListBullet"/>
-      </w:pPr>
-      <w:r>
-        <w:t>Used structured logging alongside CI/CD pipelines to monitor system behavior and maintain release quality across environments.</w:t>
-      </w:r>
-    </w:p>
-    <w:p>
-      <w:pPr>
-        <w:tabs>
-          <w:tab w:pos="10080" w:val="right"/>
-        </w:tabs>
-      </w:pPr>
-      <w:r>
-        <w:rPr>
-          <w:b/>
-        </w:rPr>
-        <w:t>Freelance Full-Stack Engineer — Self Employed</w:t>
-      </w:r>
-      <w:r>
-        <w:tab/>
-        <w:t>October 2024 - January 2026</w:t>
-      </w:r>
-    </w:p>
-    <w:p>
-      <w:r>
-        <w:rPr>
-          <w:i/>
-          <w:sz w:val="19"/>
-        </w:rPr>
-        <w:t>Remote</w:t>
-      </w:r>
-    </w:p>
-    <w:p>
-      <w:pPr>
-        <w:pStyle w:val="ListBullet"/>
-      </w:pPr>
-      <w:r>
-        <w:t>Integrated an AWS RDS PostgreSQL database for a startup's (Ecobridge) Shopify plugin, modeling merchant accounts, configuration settings, and cache data, improving sync reliability and reducing Shopify API calls by ~30%.</w:t>
-      </w:r>
-    </w:p>
-    <w:p>
-      <w:pPr>
-        <w:pStyle w:val="ListBullet"/>
-      </w:pPr>
-      <w:r>
-        <w:t>Implemented a Shopify OAuth flow in Node.js (Express) and TypeScript to securely handle app installation, token exchange, and merchant authentication, reducing auth-related errors by ~10%.</w:t>
-      </w:r>
-    </w:p>
-    <w:p>
-      <w:pPr>
-        <w:pStyle w:val="ListBullet"/>
-      </w:pPr>
-      <w:r>
-        <w:t>Built a startup's landing page using Next.js, TypeScript, and Tailwind CSS, and improved page load time by ~30% through WebP image compression and lazy loading for off-screen assets.</w:t>
-      </w:r>
-    </w:p>
-    <w:p>
-      <w:pPr>
-        <w:pStyle w:val="ListBullet"/>
-      </w:pPr>
-      <w:r>
-        <w:t>Used AI coding tools (Cursor, GPT) to accelerate prototyping and documentation, reducing development time by ~25%.</w:t>
+        <w:t>Maintained 100+ passing pytest tests across the codebase, with CI enforcing a minimum coverage threshold to catch regressions early.</w:t>
       </w:r>
     </w:p>
     <w:p>
@@ -199,7 +117,7 @@
         <w:rPr>
           <w:b/>
         </w:rPr>
-        <w:t>Weather Alerts API Backend (Node.js, Express, TypeScript) — Personal Project</w:t>
+        <w:t>Weather Alerts API Backend — Personal Project</w:t>
       </w:r>
     </w:p>
     <w:p>
@@ -216,7 +134,7 @@
         <w:pStyle w:val="ListBullet"/>
       </w:pPr>
       <w:r>
-        <w:t>Built a production-ready REST API with PostgreSQL, Redis caching, and node-cron background jobs for automated data sync, achieving ~40% faster response times.</w:t>
+        <w:t>Built a production-ready REST API with PostgreSQL and Redis caching, achieving ~40% faster response times.</w:t>
       </w:r>
     </w:p>
     <w:p>
@@ -224,53 +142,7 @@
         <w:pStyle w:val="ListBullet"/>
       </w:pPr>
       <w:r>
-        <w:t>Deployed to Render via GitHub Actions: TypeScript compile gate on push/PR, automated deploy hook triggered on merge to main.</w:t>
-      </w:r>
-    </w:p>
-    <w:p>
-      <w:pPr>
-        <w:pStyle w:val="ListBullet"/>
-      </w:pPr>
-      <w:r>
-        <w:t>Provided REST API endpoints consumed by a cross-platform iOS/Android app built with React Native (Expo).</w:t>
-      </w:r>
-    </w:p>
-    <w:p>
-      <w:pPr>
-        <w:tabs>
-          <w:tab w:pos="10080" w:val="right"/>
-        </w:tabs>
-      </w:pPr>
-      <w:r>
-        <w:rPr>
-          <w:b/>
-        </w:rPr>
-        <w:t>React Native Weather App (Expo, TypeScript) — Personal Project</w:t>
-      </w:r>
-    </w:p>
-    <w:p>
-      <w:r>
-        <w:rPr>
-          <w:i/>
-          <w:sz w:val="19"/>
-        </w:rPr>
-        <w:t>github.com/ReneMSdev/WeatherAlertsRN</w:t>
-      </w:r>
-    </w:p>
-    <w:p>
-      <w:pPr>
-        <w:pStyle w:val="ListBullet"/>
-      </w:pPr>
-      <w:r>
-        <w:t>Improved data loading speed by ~55% by running API requests in parallel without blocking the UI.</w:t>
-      </w:r>
-    </w:p>
-    <w:p>
-      <w:pPr>
-        <w:pStyle w:val="ListBullet"/>
-      </w:pPr>
-      <w:r>
-        <w:t>Implemented state management with React hooks and AsyncStorage for device and location persistence.</w:t>
+        <w:t>Deployed to Render via GitHub Actions with a TypeScript compile gate on every push.</w:t>
       </w:r>
     </w:p>
     <w:p>
@@ -309,17 +181,7 @@
     </w:p>
     <w:p>
       <w:r>
-        <w:t>AWS Certified Solutions Architect — Amazon Web Services — In Progress</w:t>
-      </w:r>
-    </w:p>
-    <w:p>
-      <w:r>
         <w:t>Linux Essentials — Linux Professional Institute — 2024</w:t>
-      </w:r>
-    </w:p>
-    <w:p>
-      <w:r>
-        <w:t>Professional Scrum Master I (PSM I) — Scrum.org — 2023</w:t>
       </w:r>
     </w:p>
     <w:p>
@@ -342,7 +204,18 @@
         <w:t xml:space="preserve">Backend: </w:t>
       </w:r>
       <w:r>
-        <w:t>FastAPI (Python), Node.js, Express, TypeScript, JavaScript, REST APIs</w:t>
+        <w:t>FastAPI (Python), Node.js, TypeScript, REST APIs</w:t>
+      </w:r>
+    </w:p>
+    <w:p>
+      <w:r>
+        <w:rPr>
+          <w:b/>
+        </w:rPr>
+        <w:t xml:space="preserve">Cloud &amp; DevOps: </w:t>
+      </w:r>
+      <w:r>
+        <w:t>AWS, GCP, Docker, GitHub Actions CI/CD</w:t>
       </w:r>
     </w:p>
     <w:p>
@@ -353,51 +226,7 @@
         <w:t xml:space="preserve">Databases: </w:t>
       </w:r>
       <w:r>
-        <w:t>PostgreSQL, MySQL, Redis, SQLAlchemy, Drizzle ORM, Schema Design</w:t>
-      </w:r>
-    </w:p>
-    <w:p>
-      <w:r>
-        <w:rPr>
-          <w:b/>
-        </w:rPr>
-        <w:t xml:space="preserve">Cloud &amp; DevOps: </w:t>
-      </w:r>
-      <w:r>
-        <w:t>AWS, GCP (Cloud Run, Cloud SQL, GCS), Docker, Terraform, GitHub Actions CI/CD, Linux, Firebase</w:t>
-      </w:r>
-    </w:p>
-    <w:p>
-      <w:r>
-        <w:rPr>
-          <w:b/>
-        </w:rPr>
-        <w:t xml:space="preserve">Testing: </w:t>
-      </w:r>
-      <w:r>
-        <w:t>Pytest, unittest.mock, API Testing</w:t>
-      </w:r>
-    </w:p>
-    <w:p>
-      <w:r>
-        <w:rPr>
-          <w:b/>
-        </w:rPr>
-        <w:t xml:space="preserve">Frontend: </w:t>
-      </w:r>
-      <w:r>
-        <w:t>React, Next.js, React Native (Expo), Tailwind CSS</w:t>
-      </w:r>
-    </w:p>
-    <w:p>
-      <w:r>
-        <w:rPr>
-          <w:b/>
-        </w:rPr>
-        <w:t xml:space="preserve">Tools: </w:t>
-      </w:r>
-      <w:r>
-        <w:t>Git, GitHub, Figma</w:t>
+        <w:t>PostgreSQL, Redis, SQLAlchemy</w:t>
       </w:r>
     </w:p>
     <w:sectPr>
